--- a/Front-SIPROE/public/assets/ConstanciaAsignacionSorteo2027.docx
+++ b/Front-SIPROE/public/assets/ConstanciaAsignacionSorteo2027.docx
@@ -974,9 +974,14 @@
           <w:sz w:val="24"/>
           <w:szCs w:val="24"/>
         </w:rPr>
-        <w:t xml:space="preserve"> </w:t>
-      </w:r>
-      <w:r>
+        <w:t xml:space="preserve"> [[distrito]]</w:t>
+      </w:r>
+    </w:p>
+    <w:p>
+      <w:pPr>
+        <w:spacing w:before="77"/>
+        <w:ind w:right="38"/>
+        <w:jc w:val="center"/>
         <w:rPr>
           <w:b/>
           <w:bCs/>
@@ -984,8 +989,7 @@
           <w:sz w:val="24"/>
           <w:szCs w:val="24"/>
         </w:rPr>
-        <w:t>[[distrito]]</w:t>
-      </w:r>
+      </w:pPr>
     </w:p>
     <w:p>
       <w:pPr>
@@ -1001,161 +1005,7 @@
         </w:rPr>
       </w:pPr>
     </w:p>
-    <w:p>
-      <w:pPr>
-        <w:spacing w:before="77"/>
-        <w:ind w:right="38"/>
-        <w:jc w:val="center"/>
-        <w:rPr>
-          <w:b/>
-          <w:bCs/>
-          <w:w w:val="105"/>
-          <w:sz w:val="24"/>
-          <w:szCs w:val="24"/>
-        </w:rPr>
-      </w:pPr>
-    </w:p>
-    <w:p>
-      <w:r>
-        <w:rPr>
-          <w:rFonts w:ascii="Arial" w:eastAsia="Times New Roman" w:hAnsi="Arial" w:cs="Arial"/>
-          <w:noProof/>
-          <w:szCs w:val="24"/>
-          <w:lang w:eastAsia="es-ES"/>
-        </w:rPr>
-        <mc:AlternateContent>
-          <mc:Choice Requires="wps">
-            <w:drawing>
-              <wp:anchor distT="0" distB="0" distL="114300" distR="114300" simplePos="0" relativeHeight="251673600" behindDoc="1" locked="0" layoutInCell="1" allowOverlap="1" wp14:anchorId="097968F9" wp14:editId="3C9AABF3">
-                <wp:simplePos x="0" y="0"/>
-                <wp:positionH relativeFrom="margin">
-                  <wp:posOffset>2272071</wp:posOffset>
-                </wp:positionH>
-                <wp:positionV relativeFrom="paragraph">
-                  <wp:posOffset>276530</wp:posOffset>
-                </wp:positionV>
-                <wp:extent cx="1405255" cy="1214120"/>
-                <wp:effectExtent l="0" t="0" r="23495" b="24130"/>
-                <wp:wrapNone/>
-                <wp:docPr id="1" name="Rectangle 2"/>
-                <wp:cNvGraphicFramePr>
-                  <a:graphicFrameLocks xmlns:a="http://schemas.openxmlformats.org/drawingml/2006/main"/>
-                </wp:cNvGraphicFramePr>
-                <a:graphic xmlns:a="http://schemas.openxmlformats.org/drawingml/2006/main">
-                  <a:graphicData uri="http://schemas.microsoft.com/office/word/2010/wordprocessingShape">
-                    <wps:wsp>
-                      <wps:cNvSpPr>
-                        <a:spLocks noChangeArrowheads="1"/>
-                      </wps:cNvSpPr>
-                      <wps:spPr bwMode="auto">
-                        <a:xfrm>
-                          <a:off x="0" y="0"/>
-                          <a:ext cx="1405255" cy="1214120"/>
-                        </a:xfrm>
-                        <a:prstGeom prst="rect">
-                          <a:avLst/>
-                        </a:prstGeom>
-                        <a:solidFill>
-                          <a:srgbClr val="FFFFFF"/>
-                        </a:solidFill>
-                        <a:ln w="9525">
-                          <a:solidFill>
-                            <a:srgbClr val="000000"/>
-                          </a:solidFill>
-                          <a:miter lim="800000"/>
-                          <a:headEnd/>
-                          <a:tailEnd/>
-                        </a:ln>
-                      </wps:spPr>
-                      <wps:txbx>
-                        <w:txbxContent>
-                          <w:p>
-                            <w:pPr>
-                              <w:jc w:val="center"/>
-                              <w:rPr>
-                                <w:rFonts w:ascii="Arial" w:hAnsi="Arial" w:cs="Arial"/>
-                                <w:sz w:val="20"/>
-                                <w:szCs w:val="20"/>
-                              </w:rPr>
-                            </w:pPr>
-                          </w:p>
-                          <w:p>
-                            <w:pPr>
-                              <w:jc w:val="center"/>
-                              <w:rPr>
-                                <w:rFonts w:ascii="Arial" w:hAnsi="Arial" w:cs="Arial"/>
-                                <w:color w:val="D9D9D9"/>
-                              </w:rPr>
-                            </w:pPr>
-                            <w:r>
-                              <w:rPr>
-                                <w:rFonts w:ascii="Arial" w:hAnsi="Arial" w:cs="Arial"/>
-                                <w:color w:val="D9D9D9"/>
-                                <w:sz w:val="32"/>
-                                <w:szCs w:val="32"/>
-                              </w:rPr>
-                              <w:t>Sello de DD</w:t>
-                            </w:r>
-                          </w:p>
-                        </w:txbxContent>
-                      </wps:txbx>
-                      <wps:bodyPr rot="0" vert="horz" wrap="square" lIns="91440" tIns="45720" rIns="91440" bIns="45720" anchor="t" anchorCtr="0" upright="1">
-                        <a:noAutofit/>
-                      </wps:bodyPr>
-                    </wps:wsp>
-                  </a:graphicData>
-                </a:graphic>
-                <wp14:sizeRelH relativeFrom="page">
-                  <wp14:pctWidth>0</wp14:pctWidth>
-                </wp14:sizeRelH>
-                <wp14:sizeRelV relativeFrom="page">
-                  <wp14:pctHeight>0</wp14:pctHeight>
-                </wp14:sizeRelV>
-              </wp:anchor>
-            </w:drawing>
-          </mc:Choice>
-          <mc:Fallback>
-            <w:pict>
-              <v:rect w14:anchorId="097968F9" id="Rectangle 2" o:spid="_x0000_s1026" style="position:absolute;margin-left:178.9pt;margin-top:21.75pt;width:110.65pt;height:95.6pt;z-index:-251642880;visibility:visible;mso-wrap-style:square;mso-width-percent:0;mso-height-percent:0;mso-wrap-distance-left:9pt;mso-wrap-distance-top:0;mso-wrap-distance-right:9pt;mso-wrap-distance-bottom:0;mso-position-horizontal:absolute;mso-position-horizontal-relative:margin;mso-position-vertical:absolute;mso-position-vertical-relative:text;mso-width-percent:0;mso-height-percent:0;mso-width-relative:page;mso-height-relative:page;v-text-anchor:top" o:gfxdata="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">
-                <v:textbox>
-                  <w:txbxContent>
-                    <w:p>
-                      <w:pPr>
-                        <w:jc w:val="center"/>
-                        <w:rPr>
-                          <w:rFonts w:ascii="Arial" w:hAnsi="Arial" w:cs="Arial"/>
-                          <w:sz w:val="20"/>
-                          <w:szCs w:val="20"/>
-                        </w:rPr>
-                      </w:pPr>
-                    </w:p>
-                    <w:p>
-                      <w:pPr>
-                        <w:jc w:val="center"/>
-                        <w:rPr>
-                          <w:rFonts w:ascii="Arial" w:hAnsi="Arial" w:cs="Arial"/>
-                          <w:color w:val="D9D9D9"/>
-                        </w:rPr>
-                      </w:pPr>
-                      <w:r>
-                        <w:rPr>
-                          <w:rFonts w:ascii="Arial" w:hAnsi="Arial" w:cs="Arial"/>
-                          <w:color w:val="D9D9D9"/>
-                          <w:sz w:val="32"/>
-                          <w:szCs w:val="32"/>
-                        </w:rPr>
-                        <w:t>Sello de DD</w:t>
-                      </w:r>
-                    </w:p>
-                  </w:txbxContent>
-                </v:textbox>
-                <w10:wrap anchorx="margin"/>
-              </v:rect>
-            </w:pict>
-          </mc:Fallback>
-        </mc:AlternateContent>
-      </w:r>
-    </w:p>
+    <w:p/>
     <w:tbl>
       <w:tblPr>
         <w:tblStyle w:val="Tablaconcuadrcula"/>
@@ -1348,25 +1198,7 @@
                 <w:color w:val="404040" w:themeColor="text1" w:themeTint="BF"/>
                 <w:sz w:val="20"/>
               </w:rPr>
-              <w:t xml:space="preserve">Titular de </w:t>
-            </w:r>
-            <w:r>
-              <w:rPr>
-                <w:rFonts w:ascii="Arial"/>
-                <w:bCs/>
-                <w:color w:val="404040" w:themeColor="text1" w:themeTint="BF"/>
-                <w:sz w:val="20"/>
-              </w:rPr>
-              <w:t>Ó</w:t>
-            </w:r>
-            <w:r>
-              <w:rPr>
-                <w:rFonts w:ascii="Arial"/>
-                <w:bCs/>
-                <w:color w:val="404040" w:themeColor="text1" w:themeTint="BF"/>
-                <w:sz w:val="20"/>
-              </w:rPr>
-              <w:t>rgano Desconcentrado</w:t>
+              <w:t>[[titular]]</w:t>
             </w:r>
           </w:p>
           <w:p>
@@ -1845,7 +1677,7 @@
               <v:stroke joinstyle="miter"/>
               <v:path gradientshapeok="t" o:connecttype="rect"/>
             </v:shapetype>
-            <v:shape id="Text Box 18" o:spid="_x0000_s1027" type="#_x0000_t202" style="position:absolute;margin-left:261.75pt;margin-top:30pt;width:272.5pt;height:48pt;z-index:-251656192;visibility:visible;mso-wrap-style:square;mso-width-percent:0;mso-height-percent:0;mso-wrap-distance-left:9pt;mso-wrap-distance-top:0;mso-wrap-distance-right:9pt;mso-wrap-distance-bottom:0;mso-position-horizontal:absolute;mso-position-horizontal-relative:page;mso-position-vertical:absolute;mso-position-vertical-relative:page;mso-width-percent:0;mso-height-percent:0;mso-width-relative:page;mso-height-relative:page;v-text-anchor:top" o:gfxdata="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" filled="f" stroked="f">
+            <v:shape id="Text Box 18" o:spid="_x0000_s1026" type="#_x0000_t202" style="position:absolute;margin-left:261.75pt;margin-top:30pt;width:272.5pt;height:48pt;z-index:-251656192;visibility:visible;mso-wrap-style:square;mso-width-percent:0;mso-height-percent:0;mso-wrap-distance-left:9pt;mso-wrap-distance-top:0;mso-wrap-distance-right:9pt;mso-wrap-distance-bottom:0;mso-position-horizontal:absolute;mso-position-horizontal-relative:page;mso-position-vertical:absolute;mso-position-vertical-relative:page;mso-width-percent:0;mso-height-percent:0;mso-width-relative:page;mso-height-relative:page;v-text-anchor:top" o:gfxdata="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" filled="f" stroked="f">
               <v:textbox inset="0,0,0,0">
                 <w:txbxContent>
                   <w:p>

--- a/Front-SIPROE/public/assets/ConstanciaAsignacionSorteo2027.docx
+++ b/Front-SIPROE/public/assets/ConstanciaAsignacionSorteo2027.docx
@@ -1677,7 +1677,7 @@
               <v:stroke joinstyle="miter"/>
               <v:path gradientshapeok="t" o:connecttype="rect"/>
             </v:shapetype>
-            <v:shape id="Text Box 18" o:spid="_x0000_s1026" type="#_x0000_t202" style="position:absolute;margin-left:261.75pt;margin-top:30pt;width:272.5pt;height:48pt;z-index:-251656192;visibility:visible;mso-wrap-style:square;mso-width-percent:0;mso-height-percent:0;mso-wrap-distance-left:9pt;mso-wrap-distance-top:0;mso-wrap-distance-right:9pt;mso-wrap-distance-bottom:0;mso-position-horizontal:absolute;mso-position-horizontal-relative:page;mso-position-vertical:absolute;mso-position-vertical-relative:page;mso-width-percent:0;mso-height-percent:0;mso-width-relative:page;mso-height-relative:page;v-text-anchor:top" o:gfxdata="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" filled="f" stroked="f">
+            <v:shape id="Text Box 18" o:spid="_x0000_s1027" type="#_x0000_t202" style="position:absolute;margin-left:261.75pt;margin-top:30pt;width:272.5pt;height:48pt;z-index:-251656192;visibility:visible;mso-wrap-style:square;mso-width-percent:0;mso-height-percent:0;mso-wrap-distance-left:9pt;mso-wrap-distance-top:0;mso-wrap-distance-right:9pt;mso-wrap-distance-bottom:0;mso-position-horizontal:absolute;mso-position-horizontal-relative:page;mso-position-vertical:absolute;mso-position-vertical-relative:page;mso-width-percent:0;mso-height-percent:0;mso-width-relative:page;mso-height-relative:page;v-text-anchor:top" o:gfxdata="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" filled="f" stroked="f">
               <v:textbox inset="0,0,0,0">
                 <w:txbxContent>
                   <w:p>
